--- a/Games/cardsmith.docx
+++ b/Games/cardsmith.docx
@@ -6,9 +6,9 @@
       <w:pPr>
         <w:pStyle w:val="Heading1"/>
       </w:pPr>
-      <w:bookmarkStart w:id="20" w:name="cardsmith"/>
-      <w:r>
-        <w:t xml:space="preserve">CardSmith</w:t>
+      <w:bookmarkStart w:id="20" w:name="cardsmith---team09"/>
+      <w:r>
+        <w:t xml:space="preserve">CardSmith - Team09</w:t>
       </w:r>
       <w:bookmarkEnd w:id="20"/>
     </w:p>
@@ -16,9 +16,9 @@
       <w:pPr>
         <w:pStyle w:val="Heading2"/>
       </w:pPr>
-      <w:bookmarkStart w:id="21" w:name="cardsmith-student-proposal"/>
-      <w:r>
-        <w:t xml:space="preserve">CardSmith</w:t>
+      <w:bookmarkStart w:id="21" w:name="cardsmith---team09-student-proposal"/>
+      <w:r>
+        <w:t xml:space="preserve">CardSmith - Team09</w:t>
       </w:r>
       <w:r>
         <w:t xml:space="preserve"> </w:t>
